--- a/thesis/Chapter4 - Login Use Case (Sequence and Activity Diagrams).docx
+++ b/thesis/Chapter4 - Login Use Case (Sequence and Activity Diagrams).docx
@@ -730,7 +730,7 @@
           <w:i w:val="0"/>
           <w:sz w:val="24"/>
         </w:rPr>
-        <w:t>The sequence diagram in Figure 4.1 shows the same flow as an ordered exchange of messages between the objects involved. Five lifelines are used: the actor, the Login interface, the authentication controller, the user model with its database, and the audit logger. The numbering of the messages follows the main flow and the alternative flows in Table 4.1.</w:t>
+        <w:t>The sequence diagram in Figure 4.1 shows the same flow as an ordered exchange of messages between the objects involved. Four lifelines are used: the actor, the Login interface, the authentication controller, and the user model with its database. The diagram is divided into the sign-in attempt and what happens once it is accepted.</w:t>
       </w:r>
     </w:p>
     <w:p>
@@ -741,7 +741,7 @@
       <w:r>
         <w:drawing>
           <wp:inline xmlns:a="http://schemas.openxmlformats.org/drawingml/2006/main" xmlns:pic="http://schemas.openxmlformats.org/drawingml/2006/picture">
-            <wp:extent cx="4536000" cy="9229774"/>
+            <wp:extent cx="5903999" cy="3744736"/>
             <wp:docPr id="1" name="Picture 1"/>
             <wp:cNvGraphicFramePr>
               <a:graphicFrameLocks noChangeAspect="1"/>
@@ -762,7 +762,7 @@
                   <pic:spPr>
                     <a:xfrm>
                       <a:off x="0" y="0"/>
-                      <a:ext cx="4536000" cy="9229774"/>
+                      <a:ext cx="5903999" cy="3744736"/>
                     </a:xfrm>
                     <a:prstGeom prst="rect"/>
                   </pic:spPr>
@@ -800,7 +800,7 @@
           <w:i w:val="0"/>
           <w:sz w:val="24"/>
         </w:rPr>
-        <w:t>The diagram may be read step by step as follows. Messages 1 and 2 carry the credentials from the actor, through the Login interface, to the controller. Message 3 validates the input, which corresponds to step 4 of the main flow. Messages 4 and 5 retrieve the account record. Message 6 is the decision that produces alternative flow A2: when no record is returned, message 7 records the failure and message 8 returns the general failure message to the interface.</w:t>
+        <w:t>Messages 1 and 2 carry the credentials from the actor, through the Login interface, to the controller. Message 3 validates the input, which corresponds to step 4 of the main flow, and message 4 looks the account up and verifies the password. Message 6 is the single decision that produces every refusal the use case has: an unknown account, a wrong password, a locked account or an inactive one are all alternative flows A2 to A5, and all of them leave through message 7. They are drawn as one decision rather than four because they are one answer to the reader — the credentials did not pass — and Table 4.1 separates them.</w:t>
       </w:r>
     </w:p>
     <w:p>
@@ -815,22 +815,7 @@
           <w:i w:val="0"/>
           <w:sz w:val="24"/>
         </w:rPr>
-        <w:t>When a record is found, message 9 tests whether the account is locked, which is alternative flow A3 and is answered by message 10. Messages 11 and 12 verify the password hash; a mismatch is alternative flow A4, so message 13 increases the failed attempt counter and applies the lockout rule, message 14 records the failure, and message 15 returns the same general failure message used for A2. Message 16 is the final decision, the account status check, which produces alternative flow A5 through message 17.</w:t>
-      </w:r>
-    </w:p>
-    <w:p>
-      <w:pPr>
-        <w:spacing w:line="360" w:lineRule="auto" w:before="0" w:after="0"/>
-        <w:jc w:val="both"/>
-      </w:pPr>
-      <w:r>
-        <w:rPr>
-          <w:rFonts w:ascii="Times New Roman" w:hAnsi="Times New Roman" w:eastAsia="Times New Roman"/>
-          <w:b w:val="0"/>
-          <w:i w:val="0"/>
-          <w:sz w:val="24"/>
-        </w:rPr>
-        <w:t>Only when all decisions pass does the successful path run. Message 18 creates the access token, which also resets the failed attempt counter and records the login time and address, and message 19 returns the token. Message 20 writes the success record to the audit log. Message 21 returns the response containing the token, the user details and the landing route for the role, and message 22 redirects the user to the correct dashboard.</w:t>
+        <w:t>Only when message 6 passes does the accepted half of the diagram run: message 8 creates the access token, which also resets the failed attempt counter and records the login time and address, and message 11 sends the user to the dashboard for their role.</w:t>
       </w:r>
     </w:p>
     <w:p>
@@ -874,7 +859,7 @@
           <w:i w:val="0"/>
           <w:sz w:val="24"/>
         </w:rPr>
-        <w:t>The activity diagram in Figure 4.2 presents the same use case as a workflow. It is useful because it shows clearly where each alternative flow leaves the main path and where every failure re-enters it, which the sequence diagram expresses less directly.</w:t>
+        <w:t>The activity diagram in Figure 4.2 presents the same use case as a workflow. It is useful because it shows where the refusal leaves the main path and where it re-enters it, which the sequence diagram expresses less directly.</w:t>
       </w:r>
     </w:p>
     <w:p>
@@ -885,7 +870,7 @@
       <w:r>
         <w:drawing>
           <wp:inline xmlns:a="http://schemas.openxmlformats.org/drawingml/2006/main" xmlns:pic="http://schemas.openxmlformats.org/drawingml/2006/picture">
-            <wp:extent cx="5112000" cy="7178100"/>
+            <wp:extent cx="5903999" cy="2656800"/>
             <wp:docPr id="2" name="Picture 2"/>
             <wp:cNvGraphicFramePr>
               <a:graphicFrameLocks noChangeAspect="1"/>
@@ -906,7 +891,7 @@
                   <pic:spPr>
                     <a:xfrm>
                       <a:off x="0" y="0"/>
-                      <a:ext cx="5112000" cy="7178100"/>
+                      <a:ext cx="5903999" cy="2656800"/>
                     </a:xfrm>
                     <a:prstGeom prst="rect"/>
                   </pic:spPr>
@@ -944,7 +929,7 @@
           <w:i w:val="0"/>
           <w:sz w:val="24"/>
         </w:rPr>
-        <w:t>The workflow begins at the start node and moves through the three interface activities: opening the Login page, entering the email address and password, and clicking Login. The system then validates the input. The first decision, Valid?, corresponds to alternative flow A1 and shows the input error message when the input is rejected.</w:t>
+        <w:t>The workflow passes through three interface activities — opening the Login page, entering the email address and password, and submitting the form — and then reaches the one decision the use case turns on: are the credentials valid?</w:t>
       </w:r>
     </w:p>
     <w:p>
@@ -959,22 +944,7 @@
           <w:i w:val="0"/>
           <w:sz w:val="24"/>
         </w:rPr>
-        <w:t>After the account lookup, the second decision, User found?, corresponds to alternative flow A2 and records the failed attempt before returning the failure message. The third decision, Account locked?, corresponds to alternative flow A3. The fourth decision, Password correct?, corresponds to alternative flow A4; its failure branch increases the failed attempt counter, applies the lockout rule and records the failure. The fifth decision, Account active?, corresponds to alternative flow A5.</w:t>
-      </w:r>
-    </w:p>
-    <w:p>
-      <w:pPr>
-        <w:spacing w:line="360" w:lineRule="auto" w:before="0" w:after="0"/>
-        <w:jc w:val="both"/>
-      </w:pPr>
-      <w:r>
-        <w:rPr>
-          <w:rFonts w:ascii="Times New Roman" w:hAnsi="Times New Roman" w:eastAsia="Times New Roman"/>
-          <w:b w:val="0"/>
-          <w:i w:val="0"/>
-          <w:sz w:val="24"/>
-        </w:rPr>
-        <w:t>When every decision passes, the workflow continues through the success activities: creating the access token, recording the successful login, returning the response and redirecting the user to the role dashboard, after which the flow reaches the end node. The five failure branches are collected on the right hand side of the diagram and return to the Login form, so that the user may try again.</w:t>
+        <w:t>The No branch shows the error and returns to the form, so the user may try again. It names the four refusals in a single line rather than as four separate branches; the alternative flows in Table 4.1 are where each one is specified. The Yes branch creates the session token and redirects the user to the dashboard for their role, after which the flow reaches the end node.</w:t>
       </w:r>
     </w:p>
     <w:p>
@@ -1018,7 +988,7 @@
           <w:i w:val="0"/>
           <w:sz w:val="24"/>
         </w:rPr>
-        <w:t>This document has specified the Login and Authentication use case and presented its sequence diagram and activity diagram. The use case specification defines the actors, the main flow, the five alternative flows and the pre-conditions and post-conditions. The sequence diagram shows the same flow as message exchanges between five objects, and the activity diagram shows it as a workflow with five decision points. The remaining use cases identified in the use case diagram, namely Manage Assignment, Manage Milestone, Manage Evaluation, Generate Report, Manage Alert and Notification, and Manage Title and Registration, follow the same documentation approach.</w:t>
+        <w:t>This document has specified the Login and Authentication use case and presented its sequence diagram and activity diagram. The use case specification defines the actors, the main flow, the five alternative flows and the pre-conditions and post-conditions. The sequence diagram shows the same flow as message exchanges between four objects, and the activity diagram shows it as a workflow with one decision point. The remaining use cases identified in the use case diagram — Manage Title and Registration, Manage Milestone, Manage Evaluation, Generate Report, and Manage Alert and Notification — follow the same documentation approach.</w:t>
       </w:r>
     </w:p>
     <w:sectPr>
